--- a/CÔNG TY TNHH VĨNH HIỆP THUẬN/VinhHiepThuan_ThayDoi_CSH_DDPL/HoSo2_ThayDoiDDPL_MauSo13.docx
+++ b/CÔNG TY TNHH VĨNH HIỆP THUẬN/VinhHiepThuan_ThayDoi_CSH_DDPL/HoSo2_ThayDoiDDPL_MauSo13.docx
@@ -67,10 +67,8 @@
                 <w:b/>
                 <w:sz w:val="23"/>
               </w:rPr>
-              <w:t>CÔNG TY TNHH LỢI KHÁCH</w:t>
+              <w:t>CÔNG TY TNHH VĨNH HIỆP THUẬN</w:t>
             </w:r>
-            <w:bookmarkStart w:id="0" w:name="_GoBack"/>
-            <w:bookmarkEnd w:id="0"/>
           </w:p>
         </w:tc>
         <w:tc>
@@ -253,7 +251,7 @@
                 <w:i/>
                 <w:sz w:val="23"/>
               </w:rPr>
-              <w:t>2</w:t>
+              <w:t xml:space="preserve"> </w:t>
             </w:r>
             <w:r>
               <w:rPr>
@@ -261,7 +259,7 @@
                 <w:i/>
                 <w:sz w:val="23"/>
               </w:rPr>
-              <w:t>6</w:t>
+              <w:t xml:space="preserve">tháng </w:t>
             </w:r>
             <w:r>
               <w:rPr>
@@ -269,7 +267,15 @@
                 <w:i/>
                 <w:sz w:val="23"/>
               </w:rPr>
-              <w:t xml:space="preserve"> tháng 06 năm 2026</w:t>
+              <w:t xml:space="preserve"> </w:t>
+            </w:r>
+            <w:r>
+              <w:rPr>
+                <w:rFonts w:ascii="Times New Roman" w:hAnsi="Times New Roman"/>
+                <w:i/>
+                <w:sz w:val="23"/>
+              </w:rPr>
+              <w:t xml:space="preserve"> năm 2026</w:t>
             </w:r>
           </w:p>
         </w:tc>
@@ -475,7 +481,7 @@
           <w:b/>
           <w:sz w:val="23"/>
         </w:rPr>
-        <w:t>CÔNG TY TNHH LỢI KHÁCH</w:t>
+        <w:t>CÔNG TY TNHH VĨNH HIỆP THUẬN</w:t>
       </w:r>
     </w:p>
     <w:p>
@@ -505,7 +511,7 @@
           <w:sz w:val="24"/>
           <w:szCs w:val="24"/>
         </w:rPr>
-        <w:t>3703394561</w:t>
+        <w:t>3703042256</w:t>
       </w:r>
     </w:p>
     <w:p>
@@ -665,7 +671,7 @@
           <w:b/>
           <w:sz w:val="23"/>
         </w:rPr>
-        <w:t>TRẦN THỊ THIỆN</w:t>
+        <w:t>LƯƠNG THỊ HỒNG HOA</w:t>
       </w:r>
     </w:p>
     <w:p>
@@ -696,7 +702,7 @@
           <w:rFonts w:ascii="Times New Roman" w:hAnsi="Times New Roman"/>
           <w:sz w:val="23"/>
         </w:rPr>
-        <w:t>02/05/2001</w:t>
+        <w:t>01/01/1959</w:t>
       </w:r>
     </w:p>
     <w:p>
@@ -764,7 +770,7 @@
           <w:sz w:val="24"/>
           <w:szCs w:val="24"/>
         </w:rPr>
-        <w:t>040301022006</w:t>
+        <w:t>094159001639</w:t>
       </w:r>
     </w:p>
     <w:p>
@@ -854,7 +860,7 @@
           <w:sz w:val="24"/>
           <w:szCs w:val="24"/>
         </w:rPr>
-        <w:t>Hộ Phan Văn Hùng, Tổ 5, Khu Phố 4</w:t>
+        <w:t>số 19/9 khu phố đông b</w:t>
       </w:r>
     </w:p>
     <w:p>
@@ -880,7 +886,7 @@
           <w:sz w:val="24"/>
           <w:szCs w:val="24"/>
         </w:rPr>
-        <w:t>Phường Tân Uyên</w:t>
+        <w:t>Phường Đông Hòa</w:t>
       </w:r>
     </w:p>
     <w:p>
@@ -1538,8 +1544,10 @@
           <w:b/>
           <w:sz w:val="23"/>
         </w:rPr>
-        <w:t>TRẦN THỊ THIỆN</w:t>
-      </w:r>
+        <w:t>LƯƠNG THỊ HỒNG HOA</w:t>
+      </w:r>
+      <w:bookmarkStart w:id="0" w:name="_GoBack"/>
+      <w:bookmarkEnd w:id="0"/>
     </w:p>
     <w:sectPr>
       <w:headerReference w:type="default" r:id="rId7"/>
